--- a/firequote/quotes/templates_docs/protection_autocad.docx
+++ b/firequote/quotes/templates_docs/protection_autocad.docx
@@ -44,7 +44,31 @@
           <w:szCs w:val="22"/>
           <w:lang w:val="en-US" w:eastAsia="en-US"/>
         </w:rPr>
-        <w:t>{{ quote_date }}</w:t>
+        <w:t xml:space="preserve">{{ </w:t>
+      </w:r>
+      <w:proofErr w:type="spellStart"/>
+      <w:r>
+        <w:rPr>
+          <w:rFonts w:ascii="Cambria" w:hAnsi="Cambria"/>
+          <w:b/>
+          <w:bCs/>
+          <w:sz w:val="22"/>
+          <w:szCs w:val="22"/>
+          <w:lang w:val="en-US" w:eastAsia="en-US"/>
+        </w:rPr>
+        <w:t>quote_date</w:t>
+      </w:r>
+      <w:proofErr w:type="spellEnd"/>
+      <w:r>
+        <w:rPr>
+          <w:rFonts w:ascii="Cambria" w:hAnsi="Cambria"/>
+          <w:b/>
+          <w:bCs/>
+          <w:sz w:val="22"/>
+          <w:szCs w:val="22"/>
+          <w:lang w:val="en-US" w:eastAsia="en-US"/>
+        </w:rPr>
+        <w:t xml:space="preserve"> }}</w:t>
       </w:r>
     </w:p>
     <w:p>
@@ -82,23 +106,59 @@
           <w:b/>
           <w:lang w:val="en-US"/>
         </w:rPr>
-        <w:t xml:space="preserve">{{ client_title }}:                                                                                                                                 </w:t>
-      </w:r>
-      <w:r>
-        <w:rPr>
-          <w:rFonts w:asciiTheme="majorHAnsi" w:hAnsiTheme="majorHAnsi" w:cs="Arial"/>
-          <w:b/>
-          <w:lang w:val="en-US"/>
-        </w:rPr>
-        <w:t xml:space="preserve">       </w:t>
-      </w:r>
-      <w:r>
-        <w:rPr>
-          <w:rFonts w:asciiTheme="majorHAnsi" w:hAnsiTheme="majorHAnsi" w:cs="Arial"/>
-          <w:b/>
-          <w:lang w:val="en-US"/>
-        </w:rPr>
-        <w:t xml:space="preserve">     {{ quote_number }}</w:t>
+        <w:t xml:space="preserve">{{ </w:t>
+      </w:r>
+      <w:proofErr w:type="spellStart"/>
+      <w:r>
+        <w:rPr>
+          <w:rFonts w:asciiTheme="majorHAnsi" w:hAnsiTheme="majorHAnsi" w:cs="Arial"/>
+          <w:b/>
+          <w:lang w:val="en-US"/>
+        </w:rPr>
+        <w:t>client_title</w:t>
+      </w:r>
+      <w:proofErr w:type="spellEnd"/>
+      <w:r>
+        <w:rPr>
+          <w:rFonts w:asciiTheme="majorHAnsi" w:hAnsiTheme="majorHAnsi" w:cs="Arial"/>
+          <w:b/>
+          <w:lang w:val="en-US"/>
+        </w:rPr>
+        <w:t xml:space="preserve"> }}:                                                                                                                                 </w:t>
+      </w:r>
+      <w:r>
+        <w:rPr>
+          <w:rFonts w:asciiTheme="majorHAnsi" w:hAnsiTheme="majorHAnsi" w:cs="Arial"/>
+          <w:b/>
+          <w:lang w:val="en-US"/>
+        </w:rPr>
+        <w:t xml:space="preserve">     </w:t>
+      </w:r>
+      <w:r>
+        <w:rPr>
+          <w:rFonts w:asciiTheme="majorHAnsi" w:hAnsiTheme="majorHAnsi" w:cs="Arial"/>
+          <w:b/>
+          <w:lang w:val="en-US"/>
+        </w:rPr>
+        <w:t xml:space="preserve">     {{ </w:t>
+      </w:r>
+      <w:proofErr w:type="spellStart"/>
+      <w:r>
+        <w:rPr>
+          <w:rFonts w:asciiTheme="majorHAnsi" w:hAnsiTheme="majorHAnsi" w:cs="Arial"/>
+          <w:b/>
+          <w:lang w:val="en-US"/>
+        </w:rPr>
+        <w:t>quote_number</w:t>
+      </w:r>
+      <w:proofErr w:type="spellEnd"/>
+      <w:r>
+        <w:rPr>
+          <w:rFonts w:asciiTheme="majorHAnsi" w:hAnsiTheme="majorHAnsi" w:cs="Arial"/>
+          <w:b/>
+          <w:lang w:val="en-US"/>
+        </w:rPr>
+        <w:t xml:space="preserve"> }}</w:t>
       </w:r>
     </w:p>
     <w:p>
@@ -121,7 +181,23 @@
           <w:rFonts w:asciiTheme="majorHAnsi" w:hAnsiTheme="majorHAnsi" w:cs="Arial"/>
           <w:lang w:val="en-US"/>
         </w:rPr>
-        <w:t xml:space="preserve"> client_name }}</w:t>
+        <w:t xml:space="preserve"> </w:t>
+      </w:r>
+      <w:proofErr w:type="spellStart"/>
+      <w:r>
+        <w:rPr>
+          <w:rFonts w:asciiTheme="majorHAnsi" w:hAnsiTheme="majorHAnsi" w:cs="Arial"/>
+          <w:lang w:val="en-US"/>
+        </w:rPr>
+        <w:t>client_name</w:t>
+      </w:r>
+      <w:proofErr w:type="spellEnd"/>
+      <w:r>
+        <w:rPr>
+          <w:rFonts w:asciiTheme="majorHAnsi" w:hAnsiTheme="majorHAnsi" w:cs="Arial"/>
+          <w:lang w:val="en-US"/>
+        </w:rPr>
+        <w:t xml:space="preserve"> }}</w:t>
       </w:r>
     </w:p>
     <w:p>
@@ -137,7 +213,23 @@
           <w:rFonts w:asciiTheme="majorHAnsi" w:hAnsiTheme="majorHAnsi" w:cs="Arial"/>
           <w:lang w:val="en-US"/>
         </w:rPr>
-        <w:t>{{ client_position }}</w:t>
+        <w:t xml:space="preserve">{{ </w:t>
+      </w:r>
+      <w:proofErr w:type="spellStart"/>
+      <w:r>
+        <w:rPr>
+          <w:rFonts w:asciiTheme="majorHAnsi" w:hAnsiTheme="majorHAnsi" w:cs="Arial"/>
+          <w:lang w:val="en-US"/>
+        </w:rPr>
+        <w:t>client_position</w:t>
+      </w:r>
+      <w:proofErr w:type="spellEnd"/>
+      <w:r>
+        <w:rPr>
+          <w:rFonts w:asciiTheme="majorHAnsi" w:hAnsiTheme="majorHAnsi" w:cs="Arial"/>
+          <w:lang w:val="en-US"/>
+        </w:rPr>
+        <w:t xml:space="preserve"> }}</w:t>
       </w:r>
     </w:p>
     <w:p>
@@ -155,7 +247,25 @@
           <w:b/>
           <w:lang w:val="en-US"/>
         </w:rPr>
-        <w:t>{{ client_company }}</w:t>
+        <w:t xml:space="preserve">{{ </w:t>
+      </w:r>
+      <w:proofErr w:type="spellStart"/>
+      <w:r>
+        <w:rPr>
+          <w:rFonts w:asciiTheme="majorHAnsi" w:hAnsiTheme="majorHAnsi" w:cs="Arial"/>
+          <w:b/>
+          <w:lang w:val="en-US"/>
+        </w:rPr>
+        <w:t>client_company</w:t>
+      </w:r>
+      <w:proofErr w:type="spellEnd"/>
+      <w:r>
+        <w:rPr>
+          <w:rFonts w:asciiTheme="majorHAnsi" w:hAnsiTheme="majorHAnsi" w:cs="Arial"/>
+          <w:b/>
+          <w:lang w:val="en-US"/>
+        </w:rPr>
+        <w:t xml:space="preserve"> }}</w:t>
       </w:r>
     </w:p>
     <w:p>
@@ -169,7 +279,21 @@
         <w:rPr>
           <w:rFonts w:asciiTheme="majorHAnsi" w:hAnsiTheme="majorHAnsi" w:cs="Arial"/>
         </w:rPr>
-        <w:t>{{ client_city }}</w:t>
+        <w:t xml:space="preserve">{{ </w:t>
+      </w:r>
+      <w:proofErr w:type="spellStart"/>
+      <w:r>
+        <w:rPr>
+          <w:rFonts w:asciiTheme="majorHAnsi" w:hAnsiTheme="majorHAnsi" w:cs="Arial"/>
+        </w:rPr>
+        <w:t>client_city</w:t>
+      </w:r>
+      <w:proofErr w:type="spellEnd"/>
+      <w:r>
+        <w:rPr>
+          <w:rFonts w:asciiTheme="majorHAnsi" w:hAnsiTheme="majorHAnsi" w:cs="Arial"/>
+        </w:rPr>
+        <w:t xml:space="preserve"> }}</w:t>
       </w:r>
     </w:p>
     <w:bookmarkEnd w:id="0"/>
@@ -233,7 +357,15 @@
           <w:rFonts w:asciiTheme="majorHAnsi" w:hAnsiTheme="majorHAnsi" w:cs="Arial"/>
           <w:b/>
         </w:rPr>
-        <w:t>{{ project_name</w:t>
+        <w:t xml:space="preserve">{{ </w:t>
+      </w:r>
+      <w:proofErr w:type="spellStart"/>
+      <w:r>
+        <w:rPr>
+          <w:rFonts w:asciiTheme="majorHAnsi" w:hAnsiTheme="majorHAnsi" w:cs="Arial"/>
+          <w:b/>
+        </w:rPr>
+        <w:t>project_name</w:t>
       </w:r>
       <w:r>
         <w:rPr>
@@ -242,6 +374,7 @@
         </w:rPr>
         <w:t>_upper</w:t>
       </w:r>
+      <w:proofErr w:type="spellEnd"/>
       <w:r>
         <w:rPr>
           <w:rFonts w:asciiTheme="majorHAnsi" w:hAnsiTheme="majorHAnsi" w:cs="Arial"/>
@@ -302,7 +435,23 @@
           <w:rFonts w:asciiTheme="majorHAnsi" w:hAnsiTheme="majorHAnsi" w:cs="Arial"/>
           <w:color w:val="222222"/>
         </w:rPr>
-        <w:t>{{ project_name }}</w:t>
+        <w:t xml:space="preserve">{{ </w:t>
+      </w:r>
+      <w:proofErr w:type="spellStart"/>
+      <w:r>
+        <w:rPr>
+          <w:rFonts w:asciiTheme="majorHAnsi" w:hAnsiTheme="majorHAnsi" w:cs="Arial"/>
+          <w:color w:val="222222"/>
+        </w:rPr>
+        <w:t>project_name</w:t>
+      </w:r>
+      <w:proofErr w:type="spellEnd"/>
+      <w:r>
+        <w:rPr>
+          <w:rFonts w:asciiTheme="majorHAnsi" w:hAnsiTheme="majorHAnsi" w:cs="Arial"/>
+          <w:color w:val="222222"/>
+        </w:rPr>
+        <w:t xml:space="preserve"> }}</w:t>
       </w:r>
       <w:r>
         <w:rPr>
@@ -316,7 +465,23 @@
           <w:rFonts w:asciiTheme="majorHAnsi" w:hAnsiTheme="majorHAnsi" w:cs="Arial"/>
           <w:color w:val="222222"/>
         </w:rPr>
-        <w:t xml:space="preserve"> ubicado en la ciudad de {{ client_city }}</w:t>
+        <w:t xml:space="preserve"> ubicado en la ciudad de {{ </w:t>
+      </w:r>
+      <w:proofErr w:type="spellStart"/>
+      <w:r>
+        <w:rPr>
+          <w:rFonts w:asciiTheme="majorHAnsi" w:hAnsiTheme="majorHAnsi" w:cs="Arial"/>
+          <w:color w:val="222222"/>
+        </w:rPr>
+        <w:t>client_city</w:t>
+      </w:r>
+      <w:proofErr w:type="spellEnd"/>
+      <w:r>
+        <w:rPr>
+          <w:rFonts w:asciiTheme="majorHAnsi" w:hAnsiTheme="majorHAnsi" w:cs="Arial"/>
+          <w:color w:val="222222"/>
+        </w:rPr>
+        <w:t xml:space="preserve"> }}</w:t>
       </w:r>
       <w:r>
         <w:rPr>
@@ -611,7 +776,27 @@
           <w:kern w:val="1"/>
           <w:lang w:val="es-MX"/>
         </w:rPr>
-        <w:t xml:space="preserve"> reference_norms }}</w:t>
+        <w:t xml:space="preserve"> </w:t>
+      </w:r>
+      <w:proofErr w:type="spellStart"/>
+      <w:r>
+        <w:rPr>
+          <w:rFonts w:asciiTheme="majorHAnsi" w:eastAsia="Arial Unicode MS" w:hAnsiTheme="majorHAnsi" w:cs="Arial"/>
+          <w:i/>
+          <w:kern w:val="1"/>
+          <w:lang w:val="es-MX"/>
+        </w:rPr>
+        <w:t>reference_norms</w:t>
+      </w:r>
+      <w:proofErr w:type="spellEnd"/>
+      <w:r>
+        <w:rPr>
+          <w:rFonts w:asciiTheme="majorHAnsi" w:eastAsia="Arial Unicode MS" w:hAnsiTheme="majorHAnsi" w:cs="Arial"/>
+          <w:i/>
+          <w:kern w:val="1"/>
+          <w:lang w:val="es-MX"/>
+        </w:rPr>
+        <w:t xml:space="preserve"> }}</w:t>
       </w:r>
       <w:bookmarkEnd w:id="5"/>
     </w:p>
@@ -1014,7 +1199,27 @@
           <w:sz w:val="22"/>
           <w:szCs w:val="22"/>
         </w:rPr>
-        <w:t>Planos arquitectónicos en planta y elevación de la construcción en formato Autocad.</w:t>
+        <w:t xml:space="preserve">Planos arquitectónicos en planta y elevación de la construcción en formato </w:t>
+      </w:r>
+      <w:proofErr w:type="spellStart"/>
+      <w:r>
+        <w:rPr>
+          <w:rFonts w:asciiTheme="majorHAnsi" w:hAnsiTheme="majorHAnsi" w:cs="Arial"/>
+          <w:color w:val="222222"/>
+          <w:sz w:val="22"/>
+          <w:szCs w:val="22"/>
+        </w:rPr>
+        <w:t>Autocad</w:t>
+      </w:r>
+      <w:proofErr w:type="spellEnd"/>
+      <w:r>
+        <w:rPr>
+          <w:rFonts w:asciiTheme="majorHAnsi" w:hAnsiTheme="majorHAnsi" w:cs="Arial"/>
+          <w:color w:val="222222"/>
+          <w:sz w:val="22"/>
+          <w:szCs w:val="22"/>
+        </w:rPr>
+        <w:t>.</w:t>
       </w:r>
     </w:p>
     <w:p>
@@ -1079,7 +1284,29 @@
           <w:szCs w:val="22"/>
           <w:lang w:val="en-US"/>
         </w:rPr>
-        <w:t>{%p if client_requirements %}</w:t>
+        <w:t xml:space="preserve">{%p if </w:t>
+      </w:r>
+      <w:proofErr w:type="spellStart"/>
+      <w:r>
+        <w:rPr>
+          <w:rFonts w:asciiTheme="majorHAnsi" w:hAnsiTheme="majorHAnsi" w:cs="Arial"/>
+          <w:color w:val="222222"/>
+          <w:sz w:val="22"/>
+          <w:szCs w:val="22"/>
+          <w:lang w:val="en-US"/>
+        </w:rPr>
+        <w:t>client_requirements</w:t>
+      </w:r>
+      <w:proofErr w:type="spellEnd"/>
+      <w:r>
+        <w:rPr>
+          <w:rFonts w:asciiTheme="majorHAnsi" w:hAnsiTheme="majorHAnsi" w:cs="Arial"/>
+          <w:color w:val="222222"/>
+          <w:sz w:val="22"/>
+          <w:szCs w:val="22"/>
+          <w:lang w:val="en-US"/>
+        </w:rPr>
+        <w:t xml:space="preserve"> %}</w:t>
       </w:r>
     </w:p>
     <w:p>
@@ -1106,7 +1333,29 @@
           <w:szCs w:val="22"/>
           <w:lang w:val="en-US"/>
         </w:rPr>
-        <w:t>{{ client_requirements }}</w:t>
+        <w:t xml:space="preserve">{{ </w:t>
+      </w:r>
+      <w:proofErr w:type="spellStart"/>
+      <w:r>
+        <w:rPr>
+          <w:rFonts w:asciiTheme="majorHAnsi" w:hAnsiTheme="majorHAnsi" w:cs="Arial"/>
+          <w:color w:val="222222"/>
+          <w:sz w:val="22"/>
+          <w:szCs w:val="22"/>
+          <w:lang w:val="en-US"/>
+        </w:rPr>
+        <w:t>client_requirements</w:t>
+      </w:r>
+      <w:proofErr w:type="spellEnd"/>
+      <w:r>
+        <w:rPr>
+          <w:rFonts w:asciiTheme="majorHAnsi" w:hAnsiTheme="majorHAnsi" w:cs="Arial"/>
+          <w:color w:val="222222"/>
+          <w:sz w:val="22"/>
+          <w:szCs w:val="22"/>
+          <w:lang w:val="en-US"/>
+        </w:rPr>
+        <w:t xml:space="preserve"> }}</w:t>
       </w:r>
     </w:p>
     <w:p>
@@ -1469,7 +1718,27 @@
           <w:sz w:val="22"/>
           <w:szCs w:val="22"/>
         </w:rPr>
-        <w:t>Memorias de cálculo de soportería sismo resistente</w:t>
+        <w:t xml:space="preserve">Memorias de cálculo de </w:t>
+      </w:r>
+      <w:proofErr w:type="spellStart"/>
+      <w:r>
+        <w:rPr>
+          <w:rFonts w:asciiTheme="majorHAnsi" w:hAnsiTheme="majorHAnsi" w:cstheme="minorHAnsi"/>
+          <w:color w:val="222222"/>
+          <w:sz w:val="22"/>
+          <w:szCs w:val="22"/>
+        </w:rPr>
+        <w:t>soportería</w:t>
+      </w:r>
+      <w:proofErr w:type="spellEnd"/>
+      <w:r>
+        <w:rPr>
+          <w:rFonts w:asciiTheme="majorHAnsi" w:hAnsiTheme="majorHAnsi" w:cstheme="minorHAnsi"/>
+          <w:color w:val="222222"/>
+          <w:sz w:val="22"/>
+          <w:szCs w:val="22"/>
+        </w:rPr>
+        <w:t xml:space="preserve"> sismo resistente</w:t>
       </w:r>
       <w:r>
         <w:rPr>
@@ -1555,6 +1824,7 @@
         </w:rPr>
         <w:t xml:space="preserve"> </w:t>
       </w:r>
+      <w:proofErr w:type="spellStart"/>
       <w:r>
         <w:rPr>
           <w:rFonts w:asciiTheme="majorHAnsi" w:hAnsiTheme="majorHAnsi" w:cstheme="minorHAnsi"/>
@@ -1563,7 +1833,18 @@
           <w:szCs w:val="22"/>
           <w:lang w:val="en-US"/>
         </w:rPr>
-        <w:t>items_protection %}</w:t>
+        <w:t>items_protection</w:t>
+      </w:r>
+      <w:proofErr w:type="spellEnd"/>
+      <w:r>
+        <w:rPr>
+          <w:rFonts w:asciiTheme="majorHAnsi" w:hAnsiTheme="majorHAnsi" w:cstheme="minorHAnsi"/>
+          <w:color w:val="222222"/>
+          <w:sz w:val="22"/>
+          <w:szCs w:val="22"/>
+          <w:lang w:val="en-US"/>
+        </w:rPr>
+        <w:t xml:space="preserve"> %}</w:t>
       </w:r>
     </w:p>
     <w:p>
@@ -1590,7 +1871,29 @@
           <w:szCs w:val="22"/>
           <w:lang w:val="en-US"/>
         </w:rPr>
-        <w:t>{{ items_protection }}</w:t>
+        <w:t xml:space="preserve">{{ </w:t>
+      </w:r>
+      <w:proofErr w:type="spellStart"/>
+      <w:r>
+        <w:rPr>
+          <w:rFonts w:asciiTheme="majorHAnsi" w:hAnsiTheme="majorHAnsi" w:cstheme="minorHAnsi"/>
+          <w:color w:val="222222"/>
+          <w:sz w:val="22"/>
+          <w:szCs w:val="22"/>
+          <w:lang w:val="en-US"/>
+        </w:rPr>
+        <w:t>items_protection</w:t>
+      </w:r>
+      <w:proofErr w:type="spellEnd"/>
+      <w:r>
+        <w:rPr>
+          <w:rFonts w:asciiTheme="majorHAnsi" w:hAnsiTheme="majorHAnsi" w:cstheme="minorHAnsi"/>
+          <w:color w:val="222222"/>
+          <w:sz w:val="22"/>
+          <w:szCs w:val="22"/>
+          <w:lang w:val="en-US"/>
+        </w:rPr>
+        <w:t xml:space="preserve"> }}</w:t>
       </w:r>
     </w:p>
     <w:p>
@@ -1750,7 +2053,27 @@
           <w:sz w:val="22"/>
           <w:szCs w:val="22"/>
         </w:rPr>
-        <w:t>Diseños especiales de extinción de incendios, como: preacción, agentes limpios, entre otros.</w:t>
+        <w:t xml:space="preserve">Diseños especiales de extinción de incendios, como: </w:t>
+      </w:r>
+      <w:proofErr w:type="spellStart"/>
+      <w:r>
+        <w:rPr>
+          <w:rFonts w:asciiTheme="majorHAnsi" w:hAnsiTheme="majorHAnsi" w:cs="Arial"/>
+          <w:color w:val="222222"/>
+          <w:sz w:val="22"/>
+          <w:szCs w:val="22"/>
+        </w:rPr>
+        <w:t>preacción</w:t>
+      </w:r>
+      <w:proofErr w:type="spellEnd"/>
+      <w:r>
+        <w:rPr>
+          <w:rFonts w:asciiTheme="majorHAnsi" w:hAnsiTheme="majorHAnsi" w:cs="Arial"/>
+          <w:color w:val="222222"/>
+          <w:sz w:val="22"/>
+          <w:szCs w:val="22"/>
+        </w:rPr>
+        <w:t>, agentes limpios, entre otros.</w:t>
       </w:r>
     </w:p>
     <w:p>
@@ -1917,7 +2240,27 @@
           <w:szCs w:val="22"/>
         </w:rPr>
         <w:lastRenderedPageBreak/>
-        <w:t>Rediseño en la etapa constructiva, ya que esto hace parte de los planos as built que entregará el constructor.</w:t>
+        <w:t xml:space="preserve">Rediseño en la etapa constructiva, ya que esto hace parte de los planos as </w:t>
+      </w:r>
+      <w:proofErr w:type="spellStart"/>
+      <w:r>
+        <w:rPr>
+          <w:rFonts w:asciiTheme="majorHAnsi" w:hAnsiTheme="majorHAnsi" w:cs="Arial"/>
+          <w:color w:val="222222"/>
+          <w:sz w:val="22"/>
+          <w:szCs w:val="22"/>
+        </w:rPr>
+        <w:t>built</w:t>
+      </w:r>
+      <w:proofErr w:type="spellEnd"/>
+      <w:r>
+        <w:rPr>
+          <w:rFonts w:asciiTheme="majorHAnsi" w:hAnsiTheme="majorHAnsi" w:cs="Arial"/>
+          <w:color w:val="222222"/>
+          <w:sz w:val="22"/>
+          <w:szCs w:val="22"/>
+        </w:rPr>
+        <w:t xml:space="preserve"> que entregará el constructor.</w:t>
       </w:r>
     </w:p>
     <w:p>
@@ -2017,7 +2360,29 @@
           <w:sz w:val="22"/>
           <w:szCs w:val="22"/>
         </w:rPr>
-        <w:t>{{ total_value_text }}</w:t>
+        <w:t xml:space="preserve">{{ </w:t>
+      </w:r>
+      <w:proofErr w:type="spellStart"/>
+      <w:r>
+        <w:rPr>
+          <w:rFonts w:asciiTheme="majorHAnsi" w:hAnsiTheme="majorHAnsi" w:cs="Arial"/>
+          <w:bCs/>
+          <w:color w:val="222222"/>
+          <w:sz w:val="22"/>
+          <w:szCs w:val="22"/>
+        </w:rPr>
+        <w:t>total_value_text</w:t>
+      </w:r>
+      <w:proofErr w:type="spellEnd"/>
+      <w:r>
+        <w:rPr>
+          <w:rFonts w:asciiTheme="majorHAnsi" w:hAnsiTheme="majorHAnsi" w:cs="Arial"/>
+          <w:bCs/>
+          <w:color w:val="222222"/>
+          <w:sz w:val="22"/>
+          <w:szCs w:val="22"/>
+        </w:rPr>
+        <w:t xml:space="preserve"> }}</w:t>
       </w:r>
       <w:bookmarkEnd w:id="8"/>
     </w:p>
@@ -2090,7 +2455,27 @@
           <w:sz w:val="22"/>
           <w:szCs w:val="22"/>
         </w:rPr>
-        <w:t>{{ current_year }}</w:t>
+        <w:t xml:space="preserve">{{ </w:t>
+      </w:r>
+      <w:proofErr w:type="spellStart"/>
+      <w:r>
+        <w:rPr>
+          <w:rFonts w:asciiTheme="majorHAnsi" w:hAnsiTheme="majorHAnsi" w:cs="Arial"/>
+          <w:color w:val="222222"/>
+          <w:sz w:val="22"/>
+          <w:szCs w:val="22"/>
+        </w:rPr>
+        <w:t>current_year</w:t>
+      </w:r>
+      <w:proofErr w:type="spellEnd"/>
+      <w:r>
+        <w:rPr>
+          <w:rFonts w:asciiTheme="majorHAnsi" w:hAnsiTheme="majorHAnsi" w:cs="Arial"/>
+          <w:color w:val="222222"/>
+          <w:sz w:val="22"/>
+          <w:szCs w:val="22"/>
+        </w:rPr>
+        <w:t xml:space="preserve"> }}</w:t>
       </w:r>
       <w:r>
         <w:rPr>
@@ -2136,7 +2521,27 @@
           <w:sz w:val="22"/>
           <w:szCs w:val="22"/>
         </w:rPr>
-        <w:t>{% if note_text_1 %}</w:t>
+        <w:t xml:space="preserve">{% </w:t>
+      </w:r>
+      <w:proofErr w:type="spellStart"/>
+      <w:r>
+        <w:rPr>
+          <w:rFonts w:asciiTheme="majorHAnsi" w:hAnsiTheme="majorHAnsi" w:cs="Arial"/>
+          <w:color w:val="222222"/>
+          <w:sz w:val="22"/>
+          <w:szCs w:val="22"/>
+        </w:rPr>
+        <w:t>if</w:t>
+      </w:r>
+      <w:proofErr w:type="spellEnd"/>
+      <w:r>
+        <w:rPr>
+          <w:rFonts w:asciiTheme="majorHAnsi" w:hAnsiTheme="majorHAnsi" w:cs="Arial"/>
+          <w:color w:val="222222"/>
+          <w:sz w:val="22"/>
+          <w:szCs w:val="22"/>
+        </w:rPr>
+        <w:t xml:space="preserve"> note_text_1 %}</w:t>
       </w:r>
     </w:p>
     <w:p>
@@ -3020,7 +3425,29 @@
           <w:szCs w:val="22"/>
           <w:lang w:val="en-US"/>
         </w:rPr>
-        <w:t>{{ payment_schedule }}</w:t>
+        <w:t xml:space="preserve">{{ </w:t>
+      </w:r>
+      <w:proofErr w:type="spellStart"/>
+      <w:r>
+        <w:rPr>
+          <w:rFonts w:asciiTheme="majorHAnsi" w:hAnsiTheme="majorHAnsi" w:cs="Arial"/>
+          <w:color w:val="222222"/>
+          <w:sz w:val="22"/>
+          <w:szCs w:val="22"/>
+          <w:lang w:val="en-US"/>
+        </w:rPr>
+        <w:t>payment_schedule</w:t>
+      </w:r>
+      <w:proofErr w:type="spellEnd"/>
+      <w:r>
+        <w:rPr>
+          <w:rFonts w:asciiTheme="majorHAnsi" w:hAnsiTheme="majorHAnsi" w:cs="Arial"/>
+          <w:color w:val="222222"/>
+          <w:sz w:val="22"/>
+          <w:szCs w:val="22"/>
+          <w:lang w:val="en-US"/>
+        </w:rPr>
+        <w:t xml:space="preserve"> }}</w:t>
       </w:r>
     </w:p>
     <w:bookmarkEnd w:id="11"/>
@@ -3087,7 +3514,21 @@
         <w:rPr>
           <w:rFonts w:asciiTheme="majorHAnsi" w:hAnsiTheme="majorHAnsi"/>
         </w:rPr>
-        <w:t>{{ delivery_time_text }}</w:t>
+        <w:t xml:space="preserve">{{ </w:t>
+      </w:r>
+      <w:proofErr w:type="spellStart"/>
+      <w:r>
+        <w:rPr>
+          <w:rFonts w:asciiTheme="majorHAnsi" w:hAnsiTheme="majorHAnsi"/>
+        </w:rPr>
+        <w:t>delivery_time_text</w:t>
+      </w:r>
+      <w:proofErr w:type="spellEnd"/>
+      <w:r>
+        <w:rPr>
+          <w:rFonts w:asciiTheme="majorHAnsi" w:hAnsiTheme="majorHAnsi"/>
+        </w:rPr>
+        <w:t xml:space="preserve"> }}</w:t>
       </w:r>
     </w:p>
     <w:p>
@@ -3998,7 +4439,29 @@
                               <w:szCs w:val="24"/>
                               <w:lang w:val="es-MX"/>
                             </w:rPr>
-                            <w:t>Cl 79 Sur # 47E – 62 Of. 308-309</w:t>
+                            <w:t xml:space="preserve">Cl 79 Sur # 47E – 62 </w:t>
+                          </w:r>
+                          <w:proofErr w:type="spellStart"/>
+                          <w:r>
+                            <w:rPr>
+                              <w:rFonts w:ascii="Arial Narrow" w:hAnsi="Arial Narrow"/>
+                              <w:color w:val="FFFFFF" w:themeColor="background1"/>
+                              <w:sz w:val="24"/>
+                              <w:szCs w:val="24"/>
+                              <w:lang w:val="es-MX"/>
+                            </w:rPr>
+                            <w:t>Of</w:t>
+                          </w:r>
+                          <w:proofErr w:type="spellEnd"/>
+                          <w:r>
+                            <w:rPr>
+                              <w:rFonts w:ascii="Arial Narrow" w:hAnsi="Arial Narrow"/>
+                              <w:color w:val="FFFFFF" w:themeColor="background1"/>
+                              <w:sz w:val="24"/>
+                              <w:szCs w:val="24"/>
+                              <w:lang w:val="es-MX"/>
+                            </w:rPr>
+                            <w:t>. 308-309</w:t>
                           </w:r>
                         </w:p>
                         <w:p>
